--- a/docs/手順書/SP-PS_手順書.docx
+++ b/docs/手順書/SP-PS_手順書.docx
@@ -185,7 +185,7 @@
                 <w:sz w:val="20"/>
                 <w:szCs w:val="20"/>
               </w:rPr>
-              <w:t xml:space="preserve">使える時間：</w:t>
+              <w:t xml:space="preserve"/>
             </w:r>
           </w:p>
         </w:tc>
@@ -1937,58 +1937,6 @@
       </w:r>
       <w:r>
         <w:t xml:space="preserve">すと、そのアプリの中で開くことがあります。アプリの中ではカメラが使えないことがあるため、メニューから Safari（Android は Chrome）で開き直してください。</w:t>
-      </w:r>
-    </w:p>
-    <w:p>
-      <w:pPr>
-        <w:pBdr>
-          <w:top w:val="single" w:color="FCF1DD" w:sz="4" w:space="5"/>
-          <w:left w:val="single" w:color="D08A1E" w:sz="24" w:space="7"/>
-          <w:bottom w:val="single" w:color="FCF1DD" w:sz="4" w:space="5"/>
-          <w:right w:val="single" w:color="FCF1DD" w:sz="4" w:space="7"/>
-        </w:pBdr>
-        <w:shd w:fill="FCF1DD" w:color="auto" w:val="clear"/>
-        <w:spacing w:after="180" w:before="140" w:line="300"/>
-        <w:ind w:left="170" w:right="150"/>
-      </w:pPr>
-      <w:r>
-        <w:rPr>
-          <w:b/>
-          <w:bCs/>
-          <w:color w:val="8A5A0A"/>
-        </w:rPr>
-        <w:t xml:space="preserve">使える時間　</w:t>
-      </w:r>
-      <w:r>
-        <w:t xml:space="preserve">SP-PS は、担当者が管理するパソコンをサーバーにして動いています。そのパソコンが止まっている間は、ページが開きません。使える時間は、表紙の記入</w:t>
-      </w:r>
-      <w:r>
-        <w:ruby>
-          <w:rubyPr>
-            <w:rubyAlign w:val="center"/>
-            <w:hps w:val="10"/>
-            <w:hpsRaise w:val="18"/>
-            <w:hpsBaseText w:val="21"/>
-            <w:lid w:val="ja-JP"/>
-          </w:rubyPr>
-          <w:rt>
-            <w:r>
-              <w:rPr>
-                <w:sz w:val="10"/>
-                <w:szCs w:val="10"/>
-              </w:rPr>
-              <w:t>らん</w:t>
-            </w:r>
-          </w:rt>
-          <w:rubyBase>
-            <w:r>
-              <w:t>欄</w:t>
-            </w:r>
-          </w:rubyBase>
-        </w:ruby>
-      </w:r>
-      <w:r>
-        <w:t xml:space="preserve">か、学校からのお知らせを確かめてください。</w:t>
       </w:r>
     </w:p>
     <w:p>
@@ -15995,7 +15943,7 @@
         <w:spacing w:after="110"/>
       </w:pPr>
       <w:r>
-        <w:t xml:space="preserve">SP-PS が使えない時間帯か、URLが変わったのかもしれません。表紙の記入</w:t>
+        <w:t xml:space="preserve">SP-PS を動かしているパソコンが止まっているか、URLが変わったのかもしれません。表紙の記入</w:t>
       </w:r>
       <w:r>
         <w:ruby>
@@ -16023,7 +15971,7 @@
         </w:ruby>
       </w:r>
       <w:r>
-        <w:t xml:space="preserve">や学校からのお知らせを確かめて、少し時間をおいてから試してください。それでも開かないときは、先生に知らせてください。</w:t>
+        <w:t xml:space="preserve">のURLを確かめて、少し時間をおいてから試してください。それでも開かないときは、先生に知らせてください。</w:t>
       </w:r>
     </w:p>
     <w:p>

--- a/docs/手順書/SP-PS_手順書.docx
+++ b/docs/手順書/SP-PS_手順書.docx
@@ -214,7 +214,7 @@
             <wp:extent cx="7560000" cy="10692000"/>
             <wp:effectExtent t="0" r="0" b="0" l="0"/>
             <wp:wrapNone/>
-            <wp:docPr id="1" name="cover_manual" descr="表紙。SP-PS の使い方（生徒・保護者用）。手順書 2026年10月版。声と口の形を目で確かめながら、発音を練習するアプリ。お手本を見る画面と、結果の画面のスマートフォン。金沢工業大学 情報理工学部 情報工学科 金道研究室。" title="表紙。SP-PS の使い方（生徒・保護者用）。手順書 2026年10月版。声と口の形を目で確かめながら、発音を練習するアプリ。お手本を見る画面と、結果の画面のスマートフォン。金沢工業大学 情報理工学部 情報工学科 金道研究室。"/>
+            <wp:docPr id="1" name="cover_manual" descr="表紙。SP-PS の使い方（生徒・保護者用）。手順書。声と口の形を目で確かめながら、発音を練習するアプリ。お手本を見る画面と、結果の画面のスマートフォン。金沢工業大学 情報理工学部 情報工学科 金道研究室。" title="表紙。SP-PS の使い方（生徒・保護者用）。手順書。声と口の形を目で確かめながら、発音を練習するアプリ。お手本を見る画面と、結果の画面のスマートフォン。金沢工業大学 情報理工学部 情報工学科 金道研究室。"/>
             <wp:cNvGraphicFramePr>
               <a:graphicFrameLocks xmlns:a="http://schemas.openxmlformats.org/drawingml/2006/main" noChangeAspect="1"/>
             </wp:cNvGraphicFramePr>

--- a/docs/手順書/SP-PS_手順書.docx
+++ b/docs/手順書/SP-PS_手順書.docx
@@ -710,16 +710,6 @@
         <w:t xml:space="preserve">QRコード</w:t>
       </w:r>
       <w:r>
-        <w:t xml:space="preserve">か</w:t>
-      </w:r>
-      <w:r>
-        <w:rPr>
-          <w:b/>
-          <w:bCs/>
-        </w:rPr>
-        <w:t xml:space="preserve">URL</w:t>
-      </w:r>
-      <w:r>
         <w:t xml:space="preserve">（表紙の記入</w:t>
       </w:r>
       <w:r>
@@ -1756,14 +1746,7 @@
         <w:pStyle w:val="Heading2"/>
       </w:pPr>
       <w:r>
-        <w:rPr>
-          <w:color w:val="3F31C2"/>
-          <w:shd w:fill="EEEBFF" w:color="auto" w:val="clear"/>
-        </w:rPr>
-        <w:t xml:space="preserve"> 1 </w:t>
-      </w:r>
-      <w:r>
-        <w:t xml:space="preserve">　QRコードを読み取る</w:t>
+        <w:t xml:space="preserve">QRコードを読み取る</w:t>
       </w:r>
     </w:p>
     <w:p>
@@ -1828,29 +1811,6 @@
       </w:r>
       <w:r>
         <w:t xml:space="preserve">すと、SP-PS のログイン画面が開きます。</w:t>
-      </w:r>
-    </w:p>
-    <w:p>
-      <w:pPr>
-        <w:pStyle w:val="Heading2"/>
-      </w:pPr>
-      <w:r>
-        <w:rPr>
-          <w:color w:val="3F31C2"/>
-          <w:shd w:fill="EEEBFF" w:color="auto" w:val="clear"/>
-        </w:rPr>
-        <w:t xml:space="preserve"> 2 </w:t>
-      </w:r>
-      <w:r>
-        <w:t xml:space="preserve">　URLを入力する（QRコードがないとき）</w:t>
-      </w:r>
-    </w:p>
-    <w:p>
-      <w:pPr>
-        <w:spacing w:after="110"/>
-      </w:pPr>
-      <w:r>
-        <w:t xml:space="preserve">iPhone は Safari、Android は Chrome を開いて、アドレスバーにURLを入力します。</w:t>
       </w:r>
     </w:p>
     <w:p>

--- a/docs/手順書/SP-PS_手順書.docx
+++ b/docs/手順書/SP-PS_手順書.docx
@@ -7119,12 +7119,18 @@
               <w:t xml:space="preserve"> 6 </w:t>
             </w:r>
             <w:r>
-              <w:t xml:space="preserve">　登録の</w:t>
+              <w:t xml:space="preserve">　登録</w:t>
+            </w:r>
+            <w:r>
+              <w:rPr>
+                <w:spacing w:val="-47"/>
+              </w:rPr>
+              <w:t xml:space="preserve">の</w:t>
             </w:r>
             <w:r>
               <w:ruby>
                 <w:rubyPr>
-                  <w:rubyAlign w:val="center"/>
+                  <w:rubyAlign w:val="right"/>
                   <w:hps w:val="12"/>
                   <w:hpsRaise w:val="22"/>
                   <w:hpsBaseText w:val="25"/>
@@ -7152,12 +7158,18 @@
               <w:spacing w:after="110"/>
             </w:pPr>
             <w:r>
-              <w:t xml:space="preserve">「『電話』を追加しました」と表示されたら</w:t>
+              <w:t xml:space="preserve">「『電話』を追加しました」と表示された</w:t>
+            </w:r>
+            <w:r>
+              <w:rPr>
+                <w:spacing w:val="-36"/>
+              </w:rPr>
+              <w:t xml:space="preserve">ら</w:t>
             </w:r>
             <w:r>
               <w:ruby>
                 <w:rubyPr>
-                  <w:rubyAlign w:val="center"/>
+                  <w:rubyAlign w:val="right"/>
                   <w:hps w:val="10"/>
                   <w:hpsRaise w:val="18"/>
                   <w:hpsBaseText w:val="21"/>
@@ -12767,13 +12779,19 @@
         <w:spacing w:after="110"/>
       </w:pPr>
       <w:r>
-        <w:t xml:space="preserve">「くらべる」タブでは、お手本（灰色）とあなた（</w:t>
+        <w:t xml:space="preserve">「くらべる」タブでは、お手本（灰色）とあなた</w:t>
+      </w:r>
+      <w:r>
+        <w:rPr>
+          <w:spacing w:val="-104"/>
+        </w:rPr>
+        <w:t xml:space="preserve">（</w:t>
       </w:r>
       <w:r>
         <w:ruby>
           <w:rubyPr>
-            <w:rubyAlign w:val="center"/>
-            <w:hps w:val="10"/>
+            <w:rubyAlign w:val="right"/>
+            <w:hps w:val="9"/>
             <w:hpsRaise w:val="18"/>
             <w:hpsBaseText w:val="21"/>
             <w:lid w:val="ja-JP"/>
@@ -12781,8 +12799,8 @@
           <w:rt>
             <w:r>
               <w:rPr>
-                <w:sz w:val="10"/>
-                <w:szCs w:val="10"/>
+                <w:sz w:val="9"/>
+                <w:szCs w:val="9"/>
               </w:rPr>
               <w:t>あおむらさき</w:t>
             </w:r>
@@ -14878,12 +14896,19 @@
               <w:rPr>
                 <w:color w:val="47465E"/>
               </w:rPr>
-              <w:t xml:space="preserve">録音の開始・</w:t>
+              <w:t xml:space="preserve">録音の開始</w:t>
+            </w:r>
+            <w:r>
+              <w:rPr>
+                <w:color w:val="47465E"/>
+                <w:spacing w:val="-108"/>
+              </w:rPr>
+              <w:t xml:space="preserve">・</w:t>
             </w:r>
             <w:r>
               <w:ruby>
                 <w:rubyPr>
-                  <w:rubyAlign w:val="center"/>
+                  <w:rubyAlign w:val="right"/>
                   <w:hps w:val="10"/>
                   <w:hpsRaise w:val="18"/>
                   <w:hpsBaseText w:val="21"/>
@@ -15291,12 +15316,21 @@
                 <w:sz w:val="19"/>
                 <w:szCs w:val="19"/>
               </w:rPr>
-              <w:t xml:space="preserve">学校や研究の担当者が、区分（中学部・高等部、</w:t>
+              <w:t xml:space="preserve">学校や研究の担当者が、区分（中学部・高等部</w:t>
+            </w:r>
+            <w:r>
+              <w:rPr>
+                <w:color w:val="47465E"/>
+                <w:spacing w:val="-83"/>
+                <w:sz w:val="19"/>
+                <w:szCs w:val="19"/>
+              </w:rPr>
+              <w:t xml:space="preserve">、</w:t>
             </w:r>
             <w:r>
               <w:ruby>
                 <w:rubyPr>
-                  <w:rubyAlign w:val="center"/>
+                  <w:rubyAlign w:val="right"/>
                   <w:hps w:val="10"/>
                   <w:hpsRaise w:val="16"/>
                   <w:hpsBaseText w:val="19"/>
@@ -15782,12 +15816,18 @@
         <w:t xml:space="preserve">通信　</w:t>
       </w:r>
       <w:r>
-        <w:t xml:space="preserve">スマートフォンとサーバーの間の通信は https で暗号化され、Cloudflare（クラウドフレア）社の</w:t>
+        <w:t xml:space="preserve">スマートフォンとサーバーの間の通信は https で暗号化され、Cloudflare（クラウドフレア）社</w:t>
+      </w:r>
+      <w:r>
+        <w:rPr>
+          <w:spacing w:val="-52"/>
+        </w:rPr>
+        <w:t xml:space="preserve">の</w:t>
       </w:r>
       <w:r>
         <w:ruby>
           <w:rubyPr>
-            <w:rubyAlign w:val="center"/>
+            <w:rubyAlign w:val="right"/>
             <w:hps w:val="10"/>
             <w:hpsRaise w:val="18"/>
             <w:hpsBaseText w:val="21"/>
@@ -15810,12 +15850,18 @@
         </w:ruby>
       </w:r>
       <w:r>
-        <w:t xml:space="preserve">サービスを経由します。研究で使うデータの</w:t>
+        <w:t xml:space="preserve">サービスを経由します。研究で使うデータ</w:t>
+      </w:r>
+      <w:r>
+        <w:rPr>
+          <w:spacing w:val="-85"/>
+        </w:rPr>
+        <w:t xml:space="preserve">の</w:t>
       </w:r>
       <w:r>
         <w:ruby>
           <w:rubyPr>
-            <w:rubyAlign w:val="center"/>
+            <w:rubyAlign w:val="right"/>
             <w:hps w:val="10"/>
             <w:hpsRaise w:val="18"/>
             <w:hpsBaseText w:val="21"/>
@@ -17088,7 +17134,7 @@
               <w:ruby>
                 <w:rubyPr>
                   <w:rubyAlign w:val="center"/>
-                  <w:hps w:val="10"/>
+                  <w:hps w:val="8"/>
                   <w:hpsRaise w:val="18"/>
                   <w:hpsBaseText w:val="21"/>
                   <w:lid w:val="ja-JP"/>
@@ -17096,8 +17142,8 @@
                 <w:rt>
                   <w:r>
                     <w:rPr>
-                      <w:sz w:val="10"/>
-                      <w:szCs w:val="10"/>
+                      <w:sz w:val="8"/>
+                      <w:szCs w:val="8"/>
                     </w:rPr>
                     <w:t>おうぎ</w:t>
                   </w:r>

--- a/docs/手順書/SP-PS_手順書.docx
+++ b/docs/手順書/SP-PS_手順書.docx
@@ -17517,6 +17517,176 @@
           <w:szCs w:val="17"/>
         </w:rPr>
         <w:t xml:space="preserve">工業大学 情報理工学部 情報工学科 金道研究室</w:t>
+      </w:r>
+    </w:p>
+    <w:p>
+      <w:pPr>
+        <w:spacing w:after="40" w:before="0"/>
+      </w:pPr>
+      <w:r>
+        <w:rPr>
+          <w:color w:val="66657E"/>
+          <w:sz w:val="17"/>
+          <w:szCs w:val="17"/>
+        </w:rPr>
+        <w:t xml:space="preserve">本書は、</w:t>
+      </w:r>
+      <w:r>
+        <w:ruby>
+          <w:rubyPr>
+            <w:rubyAlign w:val="center"/>
+            <w:hps w:val="8"/>
+            <w:hpsRaise w:val="14"/>
+            <w:hpsBaseText w:val="17"/>
+            <w:lid w:val="ja-JP"/>
+          </w:rubyPr>
+          <w:rt>
+            <w:r>
+              <w:rPr>
+                <w:color w:val="66657E"/>
+                <w:sz w:val="8"/>
+                <w:szCs w:val="8"/>
+              </w:rPr>
+              <w:t>かなざわ</w:t>
+            </w:r>
+          </w:rt>
+          <w:rubyBase>
+            <w:r>
+              <w:rPr>
+                <w:color w:val="66657E"/>
+                <w:sz w:val="17"/>
+                <w:szCs w:val="17"/>
+              </w:rPr>
+              <w:t>金沢</w:t>
+            </w:r>
+          </w:rubyBase>
+        </w:ruby>
+      </w:r>
+      <w:r>
+        <w:rPr>
+          <w:color w:val="66657E"/>
+          <w:sz w:val="17"/>
+          <w:szCs w:val="17"/>
+        </w:rPr>
+        <w:t xml:space="preserve">工業大学 情報理工学部 情報工学科 金道研究室における研究の成果物として作成したものです。本書の利用・改変・配布などの</w:t>
+      </w:r>
+      <w:r>
+        <w:ruby>
+          <w:rubyPr>
+            <w:rubyAlign w:val="center"/>
+            <w:hps w:val="8"/>
+            <w:hpsRaise w:val="14"/>
+            <w:hpsBaseText w:val="17"/>
+            <w:lid w:val="ja-JP"/>
+          </w:rubyPr>
+          <w:rt>
+            <w:r>
+              <w:rPr>
+                <w:color w:val="66657E"/>
+                <w:sz w:val="8"/>
+                <w:szCs w:val="8"/>
+              </w:rPr>
+              <w:t>と</w:t>
+            </w:r>
+          </w:rt>
+          <w:rubyBase>
+            <w:r>
+              <w:rPr>
+                <w:color w:val="66657E"/>
+                <w:sz w:val="17"/>
+                <w:szCs w:val="17"/>
+              </w:rPr>
+              <w:t>取</w:t>
+            </w:r>
+          </w:rubyBase>
+        </w:ruby>
+      </w:r>
+      <w:r>
+        <w:rPr>
+          <w:color w:val="66657E"/>
+          <w:spacing w:val="-66"/>
+          <w:sz w:val="17"/>
+          <w:szCs w:val="17"/>
+        </w:rPr>
+        <w:t xml:space="preserve">り</w:t>
+      </w:r>
+      <w:r>
+        <w:ruby>
+          <w:rubyPr>
+            <w:rubyAlign w:val="right"/>
+            <w:hps w:val="8"/>
+            <w:hpsRaise w:val="14"/>
+            <w:hpsBaseText w:val="17"/>
+            <w:lid w:val="ja-JP"/>
+          </w:rubyPr>
+          <w:rt>
+            <w:r>
+              <w:rPr>
+                <w:color w:val="66657E"/>
+                <w:sz w:val="8"/>
+                <w:szCs w:val="8"/>
+              </w:rPr>
+              <w:t>あつか</w:t>
+            </w:r>
+          </w:rt>
+          <w:rubyBase>
+            <w:r>
+              <w:rPr>
+                <w:color w:val="66657E"/>
+                <w:sz w:val="17"/>
+                <w:szCs w:val="17"/>
+              </w:rPr>
+              <w:t>扱</w:t>
+            </w:r>
+          </w:rubyBase>
+        </w:ruby>
+      </w:r>
+      <w:r>
+        <w:rPr>
+          <w:color w:val="66657E"/>
+          <w:sz w:val="17"/>
+          <w:szCs w:val="17"/>
+        </w:rPr>
+        <w:t xml:space="preserve">いは、金道研究室が行います。</w:t>
+      </w:r>
+      <w:r>
+        <w:ruby>
+          <w:rubyPr>
+            <w:rubyAlign w:val="center"/>
+            <w:hps w:val="8"/>
+            <w:hpsRaise w:val="14"/>
+            <w:hpsBaseText w:val="17"/>
+            <w:lid w:val="ja-JP"/>
+          </w:rubyPr>
+          <w:rt>
+            <w:r>
+              <w:rPr>
+                <w:color w:val="66657E"/>
+                <w:sz w:val="8"/>
+                <w:szCs w:val="8"/>
+              </w:rPr>
+              <w:t>てんさい</w:t>
+            </w:r>
+          </w:rt>
+          <w:rubyBase>
+            <w:r>
+              <w:rPr>
+                <w:color w:val="66657E"/>
+                <w:sz w:val="17"/>
+                <w:szCs w:val="17"/>
+              </w:rPr>
+              <w:t>転載</w:t>
+            </w:r>
+          </w:rubyBase>
+        </w:ruby>
+      </w:r>
+      <w:r>
+        <w:rPr>
+          <w:color w:val="66657E"/>
+          <w:sz w:val="17"/>
+          <w:szCs w:val="17"/>
+        </w:rPr>
+        <w:t xml:space="preserve">などのご相談は、金道研究室までお問い合わせください。</w:t>
       </w:r>
     </w:p>
     <w:p>

--- a/docs/手順書/SP-PS_手順書.docx
+++ b/docs/手順書/SP-PS_手順書.docx
@@ -261,15 +261,54 @@
     </w:p>
     <w:p>
       <w:pPr>
-        <w:spacing w:after="240" w:line="340"/>
+        <w:spacing w:after="160" w:line="320"/>
       </w:pPr>
       <w:r>
         <w:rPr>
           <w:color w:val="47465E"/>
-          <w:sz w:val="23"/>
-          <w:szCs w:val="23"/>
+          <w:sz w:val="22"/>
+          <w:szCs w:val="22"/>
         </w:rPr>
-        <w:t xml:space="preserve">SP-PS（エスピー・ピーエス）は、聞こえにくさのある生徒が、声と口の形を目で確かめながら、日本語の発音を練習するアプリです。お手本を見て、録音して、結果を確認します。1回の練習は1〜2分です。この手順書は、練習する生徒と、お手本を録画する保護者の両方に向けたものです。</w:t>
+        <w:t xml:space="preserve">SP-PS（エスピー・ピーエス）は、聞こえにくさのある生徒が、声と口の形を目で確かめながら、日本語の発音を練習するアプリです。お手本を見て、録音して、結果を確認します。1回の練習は1〜2分です。この手順書は、練習する生徒と、お手本を録画する保護者の両方に向けた、操作の説明です。研究への参加や同意については、別にお</w:t>
+      </w:r>
+      <w:r>
+        <w:ruby>
+          <w:rubyPr>
+            <w:rubyAlign w:val="center"/>
+            <w:hps w:val="11"/>
+            <w:hpsRaise w:val="19"/>
+            <w:hpsBaseText w:val="22"/>
+            <w:lid w:val="ja-JP"/>
+          </w:rubyPr>
+          <w:rt>
+            <w:r>
+              <w:rPr>
+                <w:color w:val="47465E"/>
+                <w:sz w:val="11"/>
+                <w:szCs w:val="11"/>
+              </w:rPr>
+              <w:t>わた</w:t>
+            </w:r>
+          </w:rt>
+          <w:rubyBase>
+            <w:r>
+              <w:rPr>
+                <w:color w:val="47465E"/>
+                <w:sz w:val="22"/>
+                <w:szCs w:val="22"/>
+              </w:rPr>
+              <w:t>渡</w:t>
+            </w:r>
+          </w:rubyBase>
+        </w:ruby>
+      </w:r>
+      <w:r>
+        <w:rPr>
+          <w:color w:val="47465E"/>
+          <w:sz w:val="22"/>
+          <w:szCs w:val="22"/>
+        </w:rPr>
+        <w:t xml:space="preserve">しする説明文書を確かめてください。</w:t>
       </w:r>
     </w:p>
     <w:tbl>
@@ -305,9 +344,9 @@
             </w:tcBorders>
             <w:shd w:fill="EEEBFF" w:color="auto" w:val="clear"/>
             <w:tcMar>
-              <w:top w:type="dxa" w:w="140"/>
+              <w:top w:type="dxa" w:w="110"/>
               <w:left w:type="dxa" w:w="180"/>
-              <w:bottom w:type="dxa" w:w="160"/>
+              <w:bottom w:type="dxa" w:w="120"/>
               <w:right w:type="dxa" w:w="160"/>
             </w:tcMar>
             <w:vAlign w:val="top"/>
@@ -405,9 +444,9 @@
             </w:tcBorders>
             <w:shd w:fill="EEEBFF" w:color="auto" w:val="clear"/>
             <w:tcMar>
-              <w:top w:type="dxa" w:w="140"/>
+              <w:top w:type="dxa" w:w="110"/>
               <w:left w:type="dxa" w:w="180"/>
-              <w:bottom w:type="dxa" w:w="160"/>
+              <w:bottom w:type="dxa" w:w="120"/>
               <w:right w:type="dxa" w:w="160"/>
             </w:tcMar>
             <w:vAlign w:val="top"/>
@@ -466,9 +505,9 @@
             </w:tcBorders>
             <w:shd w:fill="EEEBFF" w:color="auto" w:val="clear"/>
             <w:tcMar>
-              <w:top w:type="dxa" w:w="140"/>
+              <w:top w:type="dxa" w:w="110"/>
               <w:left w:type="dxa" w:w="180"/>
-              <w:bottom w:type="dxa" w:w="160"/>
+              <w:bottom w:type="dxa" w:w="120"/>
               <w:right w:type="dxa" w:w="160"/>
             </w:tcMar>
             <w:vAlign w:val="top"/>
@@ -598,7 +637,7 @@
     </w:tbl>
     <w:p>
       <w:pPr>
-        <w:spacing w:after="160"/>
+        <w:spacing w:after="100"/>
       </w:pPr>
     </w:p>
     <w:p>
@@ -626,7 +665,7 @@
         <w:spacing w:after="70"/>
       </w:pPr>
       <w:r>
-        <w:t xml:space="preserve">カメラとマイクが付いたスマートフォン（タブレットやパソコンでも使えます）</w:t>
+        <w:t xml:space="preserve">カメラとマイクが付いたスマートフォン（iPad はおすすめしません）</w:t>
       </w:r>
     </w:p>
     <w:p>
@@ -743,7 +782,7 @@
     </w:p>
     <w:p>
       <w:pPr>
-        <w:spacing w:after="100"/>
+        <w:spacing w:after="40"/>
       </w:pPr>
     </w:p>
     <w:p>
@@ -808,12 +847,12 @@
     <w:p>
       <w:pPr>
         <w:pBdr>
-          <w:top w:val="single" w:color="EEEBFF" w:sz="4" w:space="5"/>
-          <w:left w:val="single" w:color="5B4BEA" w:sz="24" w:space="7"/>
-          <w:bottom w:val="single" w:color="EEEBFF" w:sz="4" w:space="5"/>
-          <w:right w:val="single" w:color="EEEBFF" w:sz="4" w:space="7"/>
+          <w:top w:val="single" w:color="FCF1DD" w:sz="4" w:space="5"/>
+          <w:left w:val="single" w:color="D08A1E" w:sz="24" w:space="7"/>
+          <w:bottom w:val="single" w:color="FCF1DD" w:sz="4" w:space="5"/>
+          <w:right w:val="single" w:color="FCF1DD" w:sz="4" w:space="7"/>
         </w:pBdr>
-        <w:shd w:fill="EEEBFF" w:color="auto" w:val="clear"/>
+        <w:shd w:fill="FCF1DD" w:color="auto" w:val="clear"/>
         <w:spacing w:after="180" w:before="140" w:line="300"/>
         <w:ind w:left="170" w:right="150"/>
       </w:pPr>
@@ -821,12 +860,12 @@
         <w:rPr>
           <w:b/>
           <w:bCs/>
-          <w:color w:val="3F31C2"/>
+          <w:color w:val="8A5A0A"/>
         </w:rPr>
-        <w:t xml:space="preserve">ご案内　</w:t>
-      </w:r>
-      <w:r>
-        <w:t xml:space="preserve">この手順書は操作の説明です。研究への参加や同意については、別にお</w:t>
+        <w:t xml:space="preserve">iPad はおすすめしません　</w:t>
+      </w:r>
+      <w:r>
+        <w:t xml:space="preserve">iPad のカメラは広い</w:t>
       </w:r>
       <w:r>
         <w:ruby>
@@ -843,24 +882,24 @@
                 <w:sz w:val="10"/>
                 <w:szCs w:val="10"/>
               </w:rPr>
-              <w:t>わた</w:t>
+              <w:t>はんい</w:t>
             </w:r>
           </w:rt>
           <w:rubyBase>
             <w:r>
-              <w:t>渡</w:t>
+              <w:t>範囲</w:t>
             </w:r>
           </w:rubyBase>
         </w:ruby>
       </w:r>
       <w:r>
-        <w:t xml:space="preserve">しする説明文書を確かめてください。</w:t>
+        <w:t xml:space="preserve">を映す（広角）ため、顔や口が小さく映り、口の形をうまく調べられません。練習も、お手本の録画も、スマートフォンで行ってください。</w:t>
       </w:r>
     </w:p>
     <w:p>
       <w:pPr>
         <w:keepNext/>
-        <w:spacing w:after="80" w:before="160"/>
+        <w:spacing w:after="60" w:before="100"/>
       </w:pPr>
       <w:r>
         <w:rPr>
@@ -903,9 +942,9 @@
               <w:right w:val="none" w:color="FFFFFF" w:sz="0"/>
             </w:tcBorders>
             <w:tcMar>
-              <w:top w:type="dxa" w:w="20"/>
+              <w:top w:type="dxa" w:w="10"/>
               <w:left w:type="dxa" w:w="0"/>
-              <w:bottom w:type="dxa" w:w="20"/>
+              <w:bottom w:type="dxa" w:w="10"/>
               <w:right w:type="dxa" w:w="240"/>
             </w:tcMar>
             <w:vAlign w:val="top"/>
@@ -918,7 +957,7 @@
               <w:tabs>
                 <w:tab w:val="right" w:pos="4746"/>
               </w:tabs>
-              <w:spacing w:after="60"/>
+              <w:spacing w:after="40"/>
             </w:pPr>
             <w:r>
               <w:rPr>
@@ -952,9 +991,9 @@
               <w:right w:val="none" w:color="FFFFFF" w:sz="0"/>
             </w:tcBorders>
             <w:tcMar>
-              <w:top w:type="dxa" w:w="20"/>
+              <w:top w:type="dxa" w:w="10"/>
               <w:left w:type="dxa" w:w="0"/>
-              <w:bottom w:type="dxa" w:w="20"/>
+              <w:bottom w:type="dxa" w:w="10"/>
               <w:right w:type="dxa" w:w="240"/>
             </w:tcMar>
             <w:vAlign w:val="top"/>
@@ -967,7 +1006,7 @@
               <w:tabs>
                 <w:tab w:val="right" w:pos="4746"/>
               </w:tabs>
-              <w:spacing w:after="60"/>
+              <w:spacing w:after="40"/>
             </w:pPr>
             <w:r>
               <w:rPr>
@@ -1024,9 +1063,9 @@
               <w:right w:val="none" w:color="FFFFFF" w:sz="0"/>
             </w:tcBorders>
             <w:tcMar>
-              <w:top w:type="dxa" w:w="20"/>
+              <w:top w:type="dxa" w:w="10"/>
               <w:left w:type="dxa" w:w="0"/>
-              <w:bottom w:type="dxa" w:w="20"/>
+              <w:bottom w:type="dxa" w:w="10"/>
               <w:right w:type="dxa" w:w="240"/>
             </w:tcMar>
             <w:vAlign w:val="top"/>
@@ -1039,7 +1078,7 @@
               <w:tabs>
                 <w:tab w:val="right" w:pos="4746"/>
               </w:tabs>
-              <w:spacing w:after="60"/>
+              <w:spacing w:after="40"/>
             </w:pPr>
             <w:r>
               <w:rPr>
@@ -1073,9 +1112,9 @@
               <w:right w:val="none" w:color="FFFFFF" w:sz="0"/>
             </w:tcBorders>
             <w:tcMar>
-              <w:top w:type="dxa" w:w="20"/>
+              <w:top w:type="dxa" w:w="10"/>
               <w:left w:type="dxa" w:w="0"/>
-              <w:bottom w:type="dxa" w:w="20"/>
+              <w:bottom w:type="dxa" w:w="10"/>
               <w:right w:type="dxa" w:w="240"/>
             </w:tcMar>
             <w:vAlign w:val="top"/>
@@ -1088,7 +1127,7 @@
               <w:tabs>
                 <w:tab w:val="right" w:pos="4746"/>
               </w:tabs>
-              <w:spacing w:after="60"/>
+              <w:spacing w:after="40"/>
             </w:pPr>
             <w:r>
               <w:rPr>
@@ -1127,9 +1166,9 @@
               <w:right w:val="none" w:color="FFFFFF" w:sz="0"/>
             </w:tcBorders>
             <w:tcMar>
-              <w:top w:type="dxa" w:w="20"/>
+              <w:top w:type="dxa" w:w="10"/>
               <w:left w:type="dxa" w:w="0"/>
-              <w:bottom w:type="dxa" w:w="20"/>
+              <w:bottom w:type="dxa" w:w="10"/>
               <w:right w:type="dxa" w:w="240"/>
             </w:tcMar>
             <w:vAlign w:val="top"/>
@@ -1142,7 +1181,7 @@
               <w:tabs>
                 <w:tab w:val="right" w:pos="4746"/>
               </w:tabs>
-              <w:spacing w:after="60"/>
+              <w:spacing w:after="40"/>
             </w:pPr>
             <w:r>
               <w:rPr>
@@ -1194,9 +1233,9 @@
               <w:right w:val="none" w:color="FFFFFF" w:sz="0"/>
             </w:tcBorders>
             <w:tcMar>
-              <w:top w:type="dxa" w:w="20"/>
+              <w:top w:type="dxa" w:w="10"/>
               <w:left w:type="dxa" w:w="0"/>
-              <w:bottom w:type="dxa" w:w="20"/>
+              <w:bottom w:type="dxa" w:w="10"/>
               <w:right w:type="dxa" w:w="240"/>
             </w:tcMar>
             <w:vAlign w:val="top"/>
@@ -1209,7 +1248,7 @@
               <w:tabs>
                 <w:tab w:val="right" w:pos="4746"/>
               </w:tabs>
-              <w:spacing w:after="60"/>
+              <w:spacing w:after="40"/>
             </w:pPr>
             <w:r>
               <w:rPr>
@@ -1273,9 +1312,9 @@
               <w:right w:val="none" w:color="FFFFFF" w:sz="0"/>
             </w:tcBorders>
             <w:tcMar>
-              <w:top w:type="dxa" w:w="20"/>
+              <w:top w:type="dxa" w:w="10"/>
               <w:left w:type="dxa" w:w="0"/>
-              <w:bottom w:type="dxa" w:w="20"/>
+              <w:bottom w:type="dxa" w:w="10"/>
               <w:right w:type="dxa" w:w="240"/>
             </w:tcMar>
             <w:vAlign w:val="top"/>
@@ -1288,7 +1327,7 @@
               <w:tabs>
                 <w:tab w:val="right" w:pos="4746"/>
               </w:tabs>
-              <w:spacing w:after="60"/>
+              <w:spacing w:after="40"/>
             </w:pPr>
             <w:r>
               <w:rPr>
@@ -1322,9 +1361,9 @@
               <w:right w:val="none" w:color="FFFFFF" w:sz="0"/>
             </w:tcBorders>
             <w:tcMar>
-              <w:top w:type="dxa" w:w="20"/>
+              <w:top w:type="dxa" w:w="10"/>
               <w:left w:type="dxa" w:w="0"/>
-              <w:bottom w:type="dxa" w:w="20"/>
+              <w:bottom w:type="dxa" w:w="10"/>
               <w:right w:type="dxa" w:w="240"/>
             </w:tcMar>
             <w:vAlign w:val="top"/>
@@ -1337,7 +1376,7 @@
               <w:tabs>
                 <w:tab w:val="right" w:pos="4746"/>
               </w:tabs>
-              <w:spacing w:after="60"/>
+              <w:spacing w:after="40"/>
             </w:pPr>
             <w:r>
               <w:rPr>
@@ -1394,9 +1433,9 @@
               <w:right w:val="none" w:color="FFFFFF" w:sz="0"/>
             </w:tcBorders>
             <w:tcMar>
-              <w:top w:type="dxa" w:w="20"/>
+              <w:top w:type="dxa" w:w="10"/>
               <w:left w:type="dxa" w:w="0"/>
-              <w:bottom w:type="dxa" w:w="20"/>
+              <w:bottom w:type="dxa" w:w="10"/>
               <w:right w:type="dxa" w:w="240"/>
             </w:tcMar>
             <w:vAlign w:val="top"/>
@@ -1409,7 +1448,7 @@
               <w:tabs>
                 <w:tab w:val="right" w:pos="4746"/>
               </w:tabs>
-              <w:spacing w:after="60"/>
+              <w:spacing w:after="40"/>
             </w:pPr>
             <w:r>
               <w:rPr>
@@ -1443,9 +1482,9 @@
               <w:right w:val="none" w:color="FFFFFF" w:sz="0"/>
             </w:tcBorders>
             <w:tcMar>
-              <w:top w:type="dxa" w:w="20"/>
+              <w:top w:type="dxa" w:w="10"/>
               <w:left w:type="dxa" w:w="0"/>
-              <w:bottom w:type="dxa" w:w="20"/>
+              <w:bottom w:type="dxa" w:w="10"/>
               <w:right w:type="dxa" w:w="240"/>
             </w:tcMar>
             <w:vAlign w:val="top"/>
@@ -1458,7 +1497,7 @@
               <w:tabs>
                 <w:tab w:val="right" w:pos="4746"/>
               </w:tabs>
-              <w:spacing w:after="60"/>
+              <w:spacing w:after="40"/>
             </w:pPr>
             <w:r>
               <w:rPr>
@@ -1497,9 +1536,9 @@
               <w:right w:val="none" w:color="FFFFFF" w:sz="0"/>
             </w:tcBorders>
             <w:tcMar>
-              <w:top w:type="dxa" w:w="20"/>
+              <w:top w:type="dxa" w:w="10"/>
               <w:left w:type="dxa" w:w="0"/>
-              <w:bottom w:type="dxa" w:w="20"/>
+              <w:bottom w:type="dxa" w:w="10"/>
               <w:right w:type="dxa" w:w="240"/>
             </w:tcMar>
             <w:vAlign w:val="top"/>
@@ -1512,7 +1551,7 @@
               <w:tabs>
                 <w:tab w:val="right" w:pos="4746"/>
               </w:tabs>
-              <w:spacing w:after="60"/>
+              <w:spacing w:after="40"/>
             </w:pPr>
             <w:r>
               <w:rPr>
@@ -1564,9 +1603,9 @@
               <w:right w:val="none" w:color="FFFFFF" w:sz="0"/>
             </w:tcBorders>
             <w:tcMar>
-              <w:top w:type="dxa" w:w="20"/>
+              <w:top w:type="dxa" w:w="10"/>
               <w:left w:type="dxa" w:w="0"/>
-              <w:bottom w:type="dxa" w:w="20"/>
+              <w:bottom w:type="dxa" w:w="10"/>
               <w:right w:type="dxa" w:w="240"/>
             </w:tcMar>
             <w:vAlign w:val="top"/>
@@ -1579,7 +1618,7 @@
               <w:tabs>
                 <w:tab w:val="right" w:pos="4746"/>
               </w:tabs>
-              <w:spacing w:after="60"/>
+              <w:spacing w:after="40"/>
             </w:pPr>
             <w:r>
               <w:rPr>
@@ -1618,9 +1657,9 @@
               <w:right w:val="none" w:color="FFFFFF" w:sz="0"/>
             </w:tcBorders>
             <w:tcMar>
-              <w:top w:type="dxa" w:w="20"/>
+              <w:top w:type="dxa" w:w="10"/>
               <w:left w:type="dxa" w:w="0"/>
-              <w:bottom w:type="dxa" w:w="20"/>
+              <w:bottom w:type="dxa" w:w="10"/>
               <w:right w:type="dxa" w:w="240"/>
             </w:tcMar>
             <w:vAlign w:val="top"/>
@@ -1633,7 +1672,7 @@
               <w:tabs>
                 <w:tab w:val="right" w:pos="4746"/>
               </w:tabs>
-              <w:spacing w:after="60"/>
+              <w:spacing w:after="40"/>
             </w:pPr>
             <w:r>
               <w:rPr>
@@ -1710,9 +1749,9 @@
               <w:right w:val="none" w:color="FFFFFF" w:sz="0"/>
             </w:tcBorders>
             <w:tcMar>
-              <w:top w:type="dxa" w:w="20"/>
+              <w:top w:type="dxa" w:w="10"/>
               <w:left w:type="dxa" w:w="0"/>
-              <w:bottom w:type="dxa" w:w="20"/>
+              <w:bottom w:type="dxa" w:w="10"/>
               <w:right w:type="dxa" w:w="240"/>
             </w:tcMar>
             <w:vAlign w:val="top"/>
@@ -1725,7 +1764,7 @@
               <w:tabs>
                 <w:tab w:val="right" w:pos="4746"/>
               </w:tabs>
-              <w:spacing w:after="60"/>
+              <w:spacing w:after="40"/>
             </w:pPr>
             <w:r>
               <w:rPr>
@@ -5198,6 +5237,54 @@
         <w:spacing w:after="70"/>
       </w:pPr>
       <w:r>
+        <w:rPr>
+          <w:b/>
+          <w:bCs/>
+        </w:rPr>
+        <w:t xml:space="preserve">iPad では録画しないでください</w:t>
+      </w:r>
+      <w:r>
+        <w:t xml:space="preserve">：iPad のカメラは広い</w:t>
+      </w:r>
+      <w:r>
+        <w:ruby>
+          <w:rubyPr>
+            <w:rubyAlign w:val="center"/>
+            <w:hps w:val="10"/>
+            <w:hpsRaise w:val="18"/>
+            <w:hpsBaseText w:val="21"/>
+            <w:lid w:val="ja-JP"/>
+          </w:rubyPr>
+          <w:rt>
+            <w:r>
+              <w:rPr>
+                <w:sz w:val="10"/>
+                <w:szCs w:val="10"/>
+              </w:rPr>
+              <w:t>はんい</w:t>
+            </w:r>
+          </w:rt>
+          <w:rubyBase>
+            <w:r>
+              <w:t>範囲</w:t>
+            </w:r>
+          </w:rubyBase>
+        </w:ruby>
+      </w:r>
+      <w:r>
+        <w:t xml:space="preserve">を映す（広角）ため、顔や口が小さく映り、口の形をうまく調べられません。スマートフォンで録画してください。</w:t>
+      </w:r>
+    </w:p>
+    <w:p>
+      <w:pPr>
+        <w:pStyle w:val="ListParagraph"/>
+        <w:numPr>
+          <w:ilvl w:val="0"/>
+          <w:numId w:val="2"/>
+        </w:numPr>
+        <w:spacing w:after="70"/>
+      </w:pPr>
+      <w:r>
         <w:t xml:space="preserve">録画は</w:t>
       </w:r>
       <w:r>
@@ -15289,7 +15376,7 @@
               <w:rPr>
                 <w:color w:val="47465E"/>
               </w:rPr>
-              <w:t xml:space="preserve">家族や学校のスマートフォン・タブレットを借りたときは、使い終わったらログアウトしましょう。</w:t>
+              <w:t xml:space="preserve">家族や学校のスマートフォンを借りたときは、使い終わったらログアウトしましょう。</w:t>
             </w:r>
           </w:p>
         </w:tc>
@@ -17103,6 +17190,57 @@
       </w:r>
       <w:r>
         <w:t xml:space="preserve">えたため、○秒待ってから…」と表示され、1分ほど入力できなくなります。少し待ってから、ゆっくり入力し直しましょう。</w:t>
+      </w:r>
+    </w:p>
+    <w:p>
+      <w:pPr>
+        <w:pStyle w:val="Heading2"/>
+        <w:spacing w:after="100" w:before="280"/>
+      </w:pPr>
+      <w:r>
+        <w:rPr>
+          <w:color w:val="5B4BEA"/>
+        </w:rPr>
+        <w:t xml:space="preserve">Q</w:t>
+      </w:r>
+      <w:r>
+        <w:t xml:space="preserve">　iPad で使っている</w:t>
+      </w:r>
+    </w:p>
+    <w:p>
+      <w:pPr>
+        <w:spacing w:after="110"/>
+      </w:pPr>
+      <w:r>
+        <w:t xml:space="preserve">iPad はおすすめしません。iPad のカメラは広い</w:t>
+      </w:r>
+      <w:r>
+        <w:ruby>
+          <w:rubyPr>
+            <w:rubyAlign w:val="center"/>
+            <w:hps w:val="10"/>
+            <w:hpsRaise w:val="18"/>
+            <w:hpsBaseText w:val="21"/>
+            <w:lid w:val="ja-JP"/>
+          </w:rubyPr>
+          <w:rt>
+            <w:r>
+              <w:rPr>
+                <w:sz w:val="10"/>
+                <w:szCs w:val="10"/>
+              </w:rPr>
+              <w:t>はんい</w:t>
+            </w:r>
+          </w:rt>
+          <w:rubyBase>
+            <w:r>
+              <w:t>範囲</w:t>
+            </w:r>
+          </w:rubyBase>
+        </w:ruby>
+      </w:r>
+      <w:r>
+        <w:t xml:space="preserve">を映す（広角）ため、顔や口が小さく映り、口の形をうまく調べられません。スマートフォンを使ってください。</w:t>
       </w:r>
     </w:p>
     <w:p>

--- a/docs/手順書/SP-PS_手順書.docx
+++ b/docs/手順書/SP-PS_手順書.docx
@@ -2356,7 +2356,7 @@
                 <w:color w:val="3F31C2"/>
                 <w:bdr w:val="single" w:color="5B4BEA" w:sz="6" w:space="0"/>
               </w:rPr>
-              <w:t xml:space="preserve"> ログイン </w:t>
+              <w:t xml:space="preserve"> ‍ロ‍グ‍イ‍ン‍ </w:t>
             </w:r>
             <w:r>
               <w:t xml:space="preserve">を</w:t>
@@ -2695,7 +2695,7 @@
                 <w:color w:val="3F31C2"/>
                 <w:bdr w:val="single" w:color="5B4BEA" w:sz="6" w:space="0"/>
               </w:rPr>
-              <w:t xml:space="preserve"> 表示 </w:t>
+              <w:t xml:space="preserve"> ‍表‍示‍ </w:t>
             </w:r>
             <w:r>
               <w:t xml:space="preserve">を</w:t>
@@ -2735,7 +2735,7 @@
                 <w:color w:val="3F31C2"/>
                 <w:bdr w:val="single" w:color="5B4BEA" w:sz="6" w:space="0"/>
               </w:rPr>
-              <w:t xml:space="preserve"> 設定してはじめる </w:t>
+              <w:t xml:space="preserve"> ‍設‍定‍し‍て‍は‍じ‍め‍る‍ </w:t>
             </w:r>
             <w:r>
               <w:t xml:space="preserve">を</w:t>
@@ -3024,7 +3024,7 @@
                 <w:color w:val="3F31C2"/>
                 <w:bdr w:val="single" w:color="5B4BEA" w:sz="6" w:space="0"/>
               </w:rPr>
-              <w:t xml:space="preserve"> はじめる </w:t>
+              <w:t xml:space="preserve"> ‍は‍じ‍め‍る‍ </w:t>
             </w:r>
             <w:r>
               <w:t xml:space="preserve">を</w:t>
@@ -3124,7 +3124,7 @@
                 <w:color w:val="3F31C2"/>
                 <w:bdr w:val="single" w:color="5B4BEA" w:sz="6" w:space="0"/>
               </w:rPr>
-              <w:t xml:space="preserve"> あとで </w:t>
+              <w:t xml:space="preserve"> ‍あ‍と‍で‍ </w:t>
             </w:r>
             <w:r>
               <w:t xml:space="preserve">を</w:t>
@@ -3558,7 +3558,7 @@
                 <w:color w:val="3F31C2"/>
                 <w:bdr w:val="single" w:color="5B4BEA" w:sz="6" w:space="0"/>
               </w:rPr>
-              <w:t xml:space="preserve"> やめる </w:t>
+              <w:t xml:space="preserve"> ‍や‍め‍る‍ </w:t>
             </w:r>
             <w:r>
               <w:t xml:space="preserve">を</w:t>
@@ -3749,7 +3749,7 @@
                 <w:color w:val="3F31C2"/>
                 <w:bdr w:val="single" w:color="5B4BEA" w:sz="6" w:space="0"/>
               </w:rPr>
-              <w:t xml:space="preserve"> ログイン </w:t>
+              <w:t xml:space="preserve"> ‍ロ‍グ‍イ‍ン‍ </w:t>
             </w:r>
             <w:r>
               <w:t xml:space="preserve">を</w:t>
@@ -4139,7 +4139,7 @@
                 <w:color w:val="47465E"/>
                 <w:bdr w:val="single" w:color="5B4BEA" w:sz="6" w:space="0"/>
               </w:rPr>
-              <w:t xml:space="preserve"> ▶ はじめる </w:t>
+              <w:t xml:space="preserve"> ‍▶‍ ‍は‍じ‍め‍る‍ </w:t>
             </w:r>
             <w:r>
               <w:rPr>
@@ -4725,7 +4725,7 @@
                 <w:color w:val="D63C43"/>
                 <w:bdr w:val="single" w:color="D63C43" w:sz="6" w:space="0"/>
               </w:rPr>
-              <w:t xml:space="preserve"> 録音する </w:t>
+              <w:t xml:space="preserve"> ‍録‍音‍す‍る‍ </w:t>
             </w:r>
             <w:r>
               <w:t xml:space="preserve">を</w:t>
@@ -4765,7 +4765,7 @@
                 <w:color w:val="3F31C2"/>
                 <w:bdr w:val="single" w:color="5B4BEA" w:sz="6" w:space="0"/>
               </w:rPr>
-              <w:t xml:space="preserve"> お手本を聞く </w:t>
+              <w:t xml:space="preserve"> ‍お‍手‍本‍を‍聞‍く‍ </w:t>
             </w:r>
             <w:r>
               <w:t xml:space="preserve">を</w:t>
@@ -5304,7 +5304,7 @@
           <w:color w:val="3F31C2"/>
           <w:bdr w:val="single" w:color="5B4BEA" w:sz="6" w:space="0"/>
         </w:rPr>
-        <w:t xml:space="preserve"> 録画をはじめる </w:t>
+        <w:t xml:space="preserve"> ‍録‍画‍を‍は‍じ‍め‍る‍ </w:t>
       </w:r>
       <w:r>
         <w:t xml:space="preserve">を</w:t>
@@ -5528,7 +5528,7 @@
                 <w:color w:val="3F31C2"/>
                 <w:bdr w:val="single" w:color="5B4BEA" w:sz="6" w:space="0"/>
               </w:rPr>
-              <w:t xml:space="preserve"> 単語 </w:t>
+              <w:t xml:space="preserve"> ‍単‍語‍ </w:t>
             </w:r>
             <w:r>
               <w:t xml:space="preserve">を</w:t>
@@ -5611,7 +5611,7 @@
                 <w:color w:val="3F31C2"/>
                 <w:bdr w:val="single" w:color="5B4BEA" w:sz="6" w:space="0"/>
               </w:rPr>
-              <w:t xml:space="preserve"> 単語を追加 </w:t>
+              <w:t xml:space="preserve"> ‍単‍語‍を‍追‍加‍ </w:t>
             </w:r>
             <w:r>
               <w:t xml:space="preserve">を</w:t>
@@ -5706,7 +5706,7 @@
                 <w:color w:val="3F31C2"/>
                 <w:bdr w:val="single" w:color="5B4BEA" w:sz="6" w:space="0"/>
               </w:rPr>
-              <w:t xml:space="preserve"> 追加・管理 </w:t>
+              <w:t xml:space="preserve"> ‍追‍加‍・‍管‍理‍ </w:t>
             </w:r>
             <w:r>
               <w:t xml:space="preserve">からも、同じページが開きます。単語がまだ1つもないときは、ホーム画面の</w:t>
@@ -5718,7 +5718,7 @@
                 <w:color w:val="3F31C2"/>
                 <w:bdr w:val="single" w:color="5B4BEA" w:sz="6" w:space="0"/>
               </w:rPr>
-              <w:t xml:space="preserve"> 単語を追加 </w:t>
+              <w:t xml:space="preserve"> ‍単‍語‍を‍追‍加‍ </w:t>
             </w:r>
             <w:r>
               <w:t xml:space="preserve">からも始められます。</w:t>
@@ -5912,7 +5912,7 @@
                 <w:color w:val="3F31C2"/>
                 <w:bdr w:val="single" w:color="5B4BEA" w:sz="6" w:space="0"/>
               </w:rPr>
-              <w:t xml:space="preserve"> 次へ：お手本を録画 </w:t>
+              <w:t xml:space="preserve"> ‍次‍へ‍：‍お‍手‍本‍を‍録‍画‍ </w:t>
             </w:r>
             <w:r>
               <w:t xml:space="preserve">を</w:t>
@@ -6151,7 +6151,7 @@
                 <w:color w:val="3F31C2"/>
                 <w:bdr w:val="single" w:color="5B4BEA" w:sz="6" w:space="0"/>
               </w:rPr>
-              <w:t xml:space="preserve"> 次へ：お手本を録画 </w:t>
+              <w:t xml:space="preserve"> ‍次‍へ‍：‍お‍手‍本‍を‍録‍画‍ </w:t>
             </w:r>
             <w:r>
               <w:t xml:space="preserve">を</w:t>
@@ -6261,13 +6261,56 @@
               <w:t xml:space="preserve">：</w:t>
             </w:r>
             <w:r>
-              <w:rPr>
-                <w:b/>
-                <w:bCs/>
-                <w:color w:val="3F31C2"/>
-                <w:bdr w:val="single" w:color="5B4BEA" w:sz="6" w:space="0"/>
-              </w:rPr>
-              <w:t xml:space="preserve"> 元に</w:t>
+              <w:ruby>
+                <w:rubyPr>
+                  <w:rubyAlign w:val="left"/>
+                  <w:hps w:val="10"/>
+                  <w:hpsRaise w:val="18"/>
+                  <w:hpsBaseText w:val="21"/>
+                  <w:lid w:val="ja-JP"/>
+                </w:rubyPr>
+                <w:rt>
+                  <w:r>
+                    <w:rPr>
+                      <w:color w:val="3F31C2"/>
+                      <w:sz w:val="10"/>
+                      <w:szCs w:val="10"/>
+                    </w:rPr>
+                    <w:t xml:space="preserve">　　　　　　　</w:t>
+                  </w:r>
+                  <w:r>
+                    <w:rPr>
+                      <w:color w:val="3F31C2"/>
+                      <w:w w:val="14"/>
+                      <w:sz w:val="10"/>
+                      <w:szCs w:val="10"/>
+                    </w:rPr>
+                    <w:t xml:space="preserve">　</w:t>
+                  </w:r>
+                  <w:r>
+                    <w:rPr>
+                      <w:color w:val="3F31C2"/>
+                      <w:sz w:val="10"/>
+                      <w:szCs w:val="10"/>
+                    </w:rPr>
+                    <w:t xml:space="preserve">もど</w:t>
+                  </w:r>
+                </w:rt>
+                <w:rubyBase>
+                  <w:r>
+                    <w:rPr>
+                      <w:b/>
+                      <w:bCs/>
+                      <w:color w:val="3F31C2"/>
+                      <w:bdr w:val="single" w:color="5B4BEA" w:sz="6" w:space="0"/>
+                    </w:rPr>
+                    <w:t xml:space="preserve"> 元に戻す </w:t>
+                  </w:r>
+                </w:rubyBase>
+              </w:ruby>
+            </w:r>
+            <w:r>
+              <w:t xml:space="preserve">を</w:t>
             </w:r>
             <w:r>
               <w:ruby>
@@ -6281,37 +6324,21 @@
                 <w:rt>
                   <w:r>
                     <w:rPr>
-                      <w:color w:val="3F31C2"/>
                       <w:sz w:val="10"/>
                       <w:szCs w:val="10"/>
                     </w:rPr>
-                    <w:t>もど</w:t>
+                    <w:t>お</w:t>
                   </w:r>
                 </w:rt>
                 <w:rubyBase>
                   <w:r>
-                    <w:rPr>
-                      <w:b/>
-                      <w:bCs/>
-                      <w:color w:val="3F31C2"/>
-                      <w:bdr w:val="single" w:color="5B4BEA" w:sz="6" w:space="0"/>
-                    </w:rPr>
-                    <w:t>戻</w:t>
+                    <w:t>押</w:t>
                   </w:r>
                 </w:rubyBase>
               </w:ruby>
             </w:r>
             <w:r>
-              <w:rPr>
-                <w:b/>
-                <w:bCs/>
-                <w:color w:val="3F31C2"/>
-                <w:bdr w:val="single" w:color="5B4BEA" w:sz="6" w:space="0"/>
-              </w:rPr>
-              <w:t xml:space="preserve">す </w:t>
-            </w:r>
-            <w:r>
-              <w:t xml:space="preserve">を</w:t>
+              <w:t xml:space="preserve">すと、前の練習の記録とお手本の録画のまま、一覧に</w:t>
             </w:r>
             <w:r>
               <w:ruby>
@@ -6328,18 +6355,18 @@
                       <w:sz w:val="10"/>
                       <w:szCs w:val="10"/>
                     </w:rPr>
-                    <w:t>お</w:t>
+                    <w:t>もど</w:t>
                   </w:r>
                 </w:rt>
                 <w:rubyBase>
                   <w:r>
-                    <w:t>押</w:t>
+                    <w:t>戻</w:t>
                   </w:r>
                 </w:rubyBase>
               </w:ruby>
             </w:r>
             <w:r>
-              <w:t xml:space="preserve">すと、前の練習の記録とお手本の録画のまま、一覧に</w:t>
+              <w:t xml:space="preserve">ります。お手本を録り直したいときは、</w:t>
             </w:r>
             <w:r>
               <w:ruby>
@@ -6367,7 +6394,39 @@
               </w:ruby>
             </w:r>
             <w:r>
-              <w:t xml:space="preserve">ります。お手本を録り直したいときは、</w:t>
+              <w:t xml:space="preserve">したあとで</w:t>
+            </w:r>
+            <w:r>
+              <w:rPr>
+                <w:b/>
+                <w:bCs/>
+                <w:color w:val="3F31C2"/>
+                <w:bdr w:val="single" w:color="5B4BEA" w:sz="6" w:space="0"/>
+              </w:rPr>
+              <w:t xml:space="preserve"> ‍お‍手‍本‍を‍録‍り‍直‍す‍ </w:t>
+            </w:r>
+            <w:r>
+              <w:t xml:space="preserve">を使ってください。</w:t>
+            </w:r>
+          </w:p>
+          <w:p>
+            <w:pPr>
+              <w:pStyle w:val="ListParagraph"/>
+              <w:numPr>
+                <w:ilvl w:val="0"/>
+                <w:numId w:val="2"/>
+              </w:numPr>
+              <w:spacing w:after="70"/>
+            </w:pPr>
+            <w:r>
+              <w:rPr>
+                <w:b/>
+                <w:bCs/>
+              </w:rPr>
+              <w:t xml:space="preserve">「よく似た単語があります」と出たとき</w:t>
+            </w:r>
+            <w:r>
+              <w:t xml:space="preserve">：読みだけ、または書き方だけが同じ単語があります。同じ単語なら追加しないでください。「橋」と「</w:t>
             </w:r>
             <w:r>
               <w:ruby>
@@ -6384,18 +6443,18 @@
                       <w:sz w:val="10"/>
                       <w:szCs w:val="10"/>
                     </w:rPr>
-                    <w:t>もど</w:t>
+                    <w:t>はし</w:t>
                   </w:r>
                 </w:rt>
                 <w:rubyBase>
                   <w:r>
-                    <w:t>戻</w:t>
+                    <w:t>箸</w:t>
                   </w:r>
                 </w:rubyBase>
               </w:ruby>
             </w:r>
             <w:r>
-              <w:t xml:space="preserve">したあとで</w:t>
+              <w:t xml:space="preserve">」のような別の単語なら、</w:t>
             </w:r>
             <w:r>
               <w:rPr>
@@ -6404,67 +6463,7 @@
                 <w:color w:val="3F31C2"/>
                 <w:bdr w:val="single" w:color="5B4BEA" w:sz="6" w:space="0"/>
               </w:rPr>
-              <w:t xml:space="preserve"> お手本を録り直す </w:t>
-            </w:r>
-            <w:r>
-              <w:t xml:space="preserve">を使ってください。</w:t>
-            </w:r>
-          </w:p>
-          <w:p>
-            <w:pPr>
-              <w:pStyle w:val="ListParagraph"/>
-              <w:numPr>
-                <w:ilvl w:val="0"/>
-                <w:numId w:val="2"/>
-              </w:numPr>
-              <w:spacing w:after="70"/>
-            </w:pPr>
-            <w:r>
-              <w:rPr>
-                <w:b/>
-                <w:bCs/>
-              </w:rPr>
-              <w:t xml:space="preserve">「よく似た単語があります」と出たとき</w:t>
-            </w:r>
-            <w:r>
-              <w:t xml:space="preserve">：読みだけ、または書き方だけが同じ単語があります。同じ単語なら追加しないでください。「橋」と「</w:t>
-            </w:r>
-            <w:r>
-              <w:ruby>
-                <w:rubyPr>
-                  <w:rubyAlign w:val="center"/>
-                  <w:hps w:val="10"/>
-                  <w:hpsRaise w:val="18"/>
-                  <w:hpsBaseText w:val="21"/>
-                  <w:lid w:val="ja-JP"/>
-                </w:rubyPr>
-                <w:rt>
-                  <w:r>
-                    <w:rPr>
-                      <w:sz w:val="10"/>
-                      <w:szCs w:val="10"/>
-                    </w:rPr>
-                    <w:t>はし</w:t>
-                  </w:r>
-                </w:rt>
-                <w:rubyBase>
-                  <w:r>
-                    <w:t>箸</w:t>
-                  </w:r>
-                </w:rubyBase>
-              </w:ruby>
-            </w:r>
-            <w:r>
-              <w:t xml:space="preserve">」のような別の単語なら、</w:t>
-            </w:r>
-            <w:r>
-              <w:rPr>
-                <w:b/>
-                <w:bCs/>
-                <w:color w:val="3F31C2"/>
-                <w:bdr w:val="single" w:color="5B4BEA" w:sz="6" w:space="0"/>
-              </w:rPr>
-              <w:t xml:space="preserve"> 別の単語として追加する </w:t>
+              <w:t xml:space="preserve"> ‍別‍の‍単‍語‍と‍し‍て‍追‍加‍す‍る‍ </w:t>
             </w:r>
             <w:r>
               <w:t xml:space="preserve">を</w:t>
@@ -6857,7 +6856,7 @@
                 <w:color w:val="3F31C2"/>
                 <w:bdr w:val="single" w:color="5B4BEA" w:sz="6" w:space="0"/>
               </w:rPr>
-              <w:t xml:space="preserve"> 録画をはじめる </w:t>
+              <w:t xml:space="preserve"> ‍録‍画‍を‍は‍じ‍め‍る‍ </w:t>
             </w:r>
             <w:r>
               <w:t xml:space="preserve">を</w:t>
@@ -7098,7 +7097,7 @@
                 <w:color w:val="3F31C2"/>
                 <w:bdr w:val="single" w:color="5B4BEA" w:sz="6" w:space="0"/>
               </w:rPr>
-              <w:t xml:space="preserve"> これで登録する </w:t>
+              <w:t xml:space="preserve"> ‍こ‍れ‍で‍登‍録‍す‍る‍ </w:t>
             </w:r>
             <w:r>
               <w:t xml:space="preserve">を</w:t>
@@ -7174,7 +7173,7 @@
                 <w:color w:val="3F31C2"/>
                 <w:bdr w:val="single" w:color="5B4BEA" w:sz="6" w:space="0"/>
               </w:rPr>
-              <w:t xml:space="preserve"> 録り直す </w:t>
+              <w:t xml:space="preserve"> ‍録‍り‍直‍す‍ </w:t>
             </w:r>
             <w:r>
               <w:t xml:space="preserve">を</w:t>
@@ -7214,7 +7213,7 @@
                 <w:color w:val="3F31C2"/>
                 <w:bdr w:val="single" w:color="5B4BEA" w:sz="6" w:space="0"/>
               </w:rPr>
-              <w:t xml:space="preserve"> もう一度見る </w:t>
+              <w:t xml:space="preserve"> ‍も‍う‍一‍度‍見‍る‍ </w:t>
             </w:r>
             <w:r>
               <w:t xml:space="preserve">を</w:t>
@@ -7456,7 +7455,7 @@
                 <w:color w:val="3F31C2"/>
                 <w:bdr w:val="single" w:color="5B4BEA" w:sz="6" w:space="0"/>
               </w:rPr>
-              <w:t xml:space="preserve"> ＋ 続けて追加する </w:t>
+              <w:t xml:space="preserve"> ‍＋‍ ‍続‍け‍て‍追‍加‍す‍る‍ </w:t>
             </w:r>
             <w:r>
               <w:t xml:space="preserve">、終わるときは</w:t>
@@ -7468,7 +7467,7 @@
                 <w:color w:val="3F31C2"/>
                 <w:bdr w:val="single" w:color="5B4BEA" w:sz="6" w:space="0"/>
               </w:rPr>
-              <w:t xml:space="preserve"> おわる </w:t>
+              <w:t xml:space="preserve"> ‍お‍わ‍る‍ </w:t>
             </w:r>
             <w:r>
               <w:t xml:space="preserve">を</w:t>
@@ -7508,7 +7507,7 @@
                 <w:color w:val="3F31C2"/>
                 <w:bdr w:val="single" w:color="5B4BEA" w:sz="6" w:space="0"/>
               </w:rPr>
-              <w:t xml:space="preserve"> この単語を練習する </w:t>
+              <w:t xml:space="preserve"> ‍こ‍の‍単‍語‍を‍練‍習‍す‍る‍ </w:t>
             </w:r>
             <w:r>
               <w:t xml:space="preserve">を</w:t>
@@ -7638,7 +7637,7 @@
           <w:color w:val="3F31C2"/>
           <w:bdr w:val="single" w:color="5B4BEA" w:sz="6" w:space="0"/>
         </w:rPr>
-        <w:t xml:space="preserve"> 録り直す </w:t>
+        <w:t xml:space="preserve"> ‍録‍り‍直‍す‍ </w:t>
       </w:r>
       <w:r>
         <w:t xml:space="preserve">から、もう一度はっきり発音して録画してください。「声が録れていませんでした」と表示されたときは、声の大きさのバーが動くことを確かめてから録画し直してください。</w:t>
@@ -7943,7 +7942,7 @@
                 <w:color w:val="3F31C2"/>
                 <w:bdr w:val="single" w:color="5B4BEA" w:sz="6" w:space="0"/>
               </w:rPr>
-              <w:t xml:space="preserve"> お手本を見る </w:t>
+              <w:t xml:space="preserve"> ‍お‍手‍本‍を‍見‍る‍ </w:t>
             </w:r>
             <w:r>
               <w:t xml:space="preserve">で、今のお手本を確かめられます。</w:t>
@@ -8039,7 +8038,7 @@
                 <w:color w:val="3F31C2"/>
                 <w:bdr w:val="single" w:color="5B4BEA" w:sz="6" w:space="0"/>
               </w:rPr>
-              <w:t xml:space="preserve"> 保存する </w:t>
+              <w:t xml:space="preserve"> ‍保‍存‍す‍る‍ </w:t>
             </w:r>
             <w:r>
               <w:t xml:space="preserve">を</w:t>
@@ -8224,7 +8223,7 @@
                 <w:color w:val="3F31C2"/>
                 <w:bdr w:val="single" w:color="5B4BEA" w:sz="6" w:space="0"/>
               </w:rPr>
-              <w:t xml:space="preserve"> お手本を録り直す </w:t>
+              <w:t xml:space="preserve"> ‍お‍手‍本‍を‍録‍り‍直‍す‍ </w:t>
             </w:r>
             <w:r>
               <w:t xml:space="preserve">、またはホームの単語カードの</w:t>
@@ -8236,7 +8235,7 @@
                 <w:color w:val="3F31C2"/>
                 <w:bdr w:val="single" w:color="5B4BEA" w:sz="6" w:space="0"/>
               </w:rPr>
-              <w:t xml:space="preserve"> お手本を録り直す </w:t>
+              <w:t xml:space="preserve"> ‍お‍手‍本‍を‍録‍り‍直‍す‍ </w:t>
             </w:r>
             <w:r>
               <w:t xml:space="preserve">を</w:t>
@@ -8284,7 +8283,7 @@
                 <w:color w:val="3F31C2"/>
                 <w:bdr w:val="single" w:color="5B4BEA" w:sz="6" w:space="0"/>
               </w:rPr>
-              <w:t xml:space="preserve"> このお手本にする </w:t>
+              <w:t xml:space="preserve"> ‍こ‍の‍お‍手‍本‍に‍す‍る‍ </w:t>
             </w:r>
             <w:r>
               <w:t xml:space="preserve">を</w:t>
@@ -8575,13 +8574,108 @@
               <w:t xml:space="preserve">編集の画面の一番下の</w:t>
             </w:r>
             <w:r>
-              <w:rPr>
-                <w:b/>
-                <w:bCs/>
-                <w:color w:val="3F31C2"/>
-                <w:bdr w:val="single" w:color="5B4BEA" w:sz="6" w:space="0"/>
-              </w:rPr>
-              <w:t xml:space="preserve"> この単語を</w:t>
+              <w:ruby>
+                <w:rubyPr>
+                  <w:rubyAlign w:val="left"/>
+                  <w:hps w:val="10"/>
+                  <w:hpsRaise w:val="18"/>
+                  <w:hpsBaseText w:val="21"/>
+                  <w:lid w:val="ja-JP"/>
+                </w:rubyPr>
+                <w:rt>
+                  <w:r>
+                    <w:rPr>
+                      <w:color w:val="3F31C2"/>
+                      <w:sz w:val="10"/>
+                      <w:szCs w:val="10"/>
+                    </w:rPr>
+                    <w:t xml:space="preserve">　　　　　　　　　　　　　　　　</w:t>
+                  </w:r>
+                  <w:r>
+                    <w:rPr>
+                      <w:color w:val="3F31C2"/>
+                      <w:w w:val="67"/>
+                      <w:sz w:val="10"/>
+                      <w:szCs w:val="10"/>
+                    </w:rPr>
+                    <w:t xml:space="preserve">　</w:t>
+                  </w:r>
+                  <w:r>
+                    <w:rPr>
+                      <w:color w:val="3F31C2"/>
+                      <w:sz w:val="10"/>
+                      <w:szCs w:val="10"/>
+                    </w:rPr>
+                    <w:t xml:space="preserve">さくじょ</w:t>
+                  </w:r>
+                </w:rt>
+                <w:rubyBase>
+                  <w:r>
+                    <w:rPr>
+                      <w:b/>
+                      <w:bCs/>
+                      <w:color w:val="3F31C2"/>
+                      <w:bdr w:val="single" w:color="5B4BEA" w:sz="6" w:space="0"/>
+                    </w:rPr>
+                    <w:t xml:space="preserve"> この単語を削除 </w:t>
+                  </w:r>
+                </w:rubyBase>
+              </w:ruby>
+            </w:r>
+            <w:r>
+              <w:t xml:space="preserve">、またはホームの単語カードの</w:t>
+            </w:r>
+            <w:r>
+              <w:ruby>
+                <w:rubyPr>
+                  <w:rubyAlign w:val="left"/>
+                  <w:hps w:val="10"/>
+                  <w:hpsRaise w:val="18"/>
+                  <w:hpsBaseText w:val="21"/>
+                  <w:lid w:val="ja-JP"/>
+                </w:rubyPr>
+                <w:rt>
+                  <w:r>
+                    <w:rPr>
+                      <w:color w:val="3F31C2"/>
+                      <w:sz w:val="10"/>
+                      <w:szCs w:val="10"/>
+                    </w:rPr>
+                    <w:t xml:space="preserve">　</w:t>
+                  </w:r>
+                  <w:r>
+                    <w:rPr>
+                      <w:color w:val="3F31C2"/>
+                      <w:w w:val="22"/>
+                      <w:sz w:val="10"/>
+                      <w:szCs w:val="10"/>
+                    </w:rPr>
+                    <w:t xml:space="preserve">　</w:t>
+                  </w:r>
+                  <w:r>
+                    <w:rPr>
+                      <w:color w:val="3F31C2"/>
+                      <w:sz w:val="10"/>
+                      <w:szCs w:val="10"/>
+                    </w:rPr>
+                    <w:t xml:space="preserve">さくじょ</w:t>
+                  </w:r>
+                </w:rt>
+                <w:rubyBase>
+                  <w:r>
+                    <w:rPr>
+                      <w:b/>
+                      <w:bCs/>
+                      <w:color w:val="3F31C2"/>
+                      <w:bdr w:val="single" w:color="5B4BEA" w:sz="6" w:space="0"/>
+                    </w:rPr>
+                    <w:t xml:space="preserve"> 削除 </w:t>
+                  </w:r>
+                </w:rubyBase>
+              </w:ruby>
+            </w:r>
+            <w:r>
+              <w:t xml:space="preserve">を</w:t>
             </w:r>
             <w:r>
               <w:ruby>
@@ -8595,46 +8689,21 @@
                 <w:rt>
                   <w:r>
                     <w:rPr>
-                      <w:color w:val="3F31C2"/>
                       <w:sz w:val="10"/>
                       <w:szCs w:val="10"/>
                     </w:rPr>
-                    <w:t>さくじょ</w:t>
+                    <w:t>お</w:t>
                   </w:r>
                 </w:rt>
                 <w:rubyBase>
                   <w:r>
-                    <w:rPr>
-                      <w:b/>
-                      <w:bCs/>
-                      <w:color w:val="3F31C2"/>
-                      <w:bdr w:val="single" w:color="5B4BEA" w:sz="6" w:space="0"/>
-                    </w:rPr>
-                    <w:t>削除</w:t>
+                    <w:t>押</w:t>
                   </w:r>
                 </w:rubyBase>
               </w:ruby>
             </w:r>
             <w:r>
-              <w:rPr>
-                <w:b/>
-                <w:bCs/>
-                <w:color w:val="3F31C2"/>
-                <w:bdr w:val="single" w:color="5B4BEA" w:sz="6" w:space="0"/>
-              </w:rPr>
-              <w:t xml:space="preserve"> </w:t>
-            </w:r>
-            <w:r>
-              <w:t xml:space="preserve">、またはホームの単語カードの</w:t>
-            </w:r>
-            <w:r>
-              <w:rPr>
-                <w:b/>
-                <w:bCs/>
-                <w:color w:val="3F31C2"/>
-                <w:bdr w:val="single" w:color="5B4BEA" w:sz="6" w:space="0"/>
-              </w:rPr>
-              <w:t xml:space="preserve"> </w:t>
+              <w:t xml:space="preserve">すと、「もう一度</w:t>
             </w:r>
             <w:r>
               <w:ruby>
@@ -8648,37 +8717,21 @@
                 <w:rt>
                   <w:r>
                     <w:rPr>
-                      <w:color w:val="3F31C2"/>
                       <w:sz w:val="10"/>
                       <w:szCs w:val="10"/>
                     </w:rPr>
-                    <w:t>さくじょ</w:t>
+                    <w:t>お</w:t>
                   </w:r>
                 </w:rt>
                 <w:rubyBase>
                   <w:r>
-                    <w:rPr>
-                      <w:b/>
-                      <w:bCs/>
-                      <w:color w:val="3F31C2"/>
-                      <w:bdr w:val="single" w:color="5B4BEA" w:sz="6" w:space="0"/>
-                    </w:rPr>
-                    <w:t>削除</w:t>
+                    <w:t>押</w:t>
                   </w:r>
                 </w:rubyBase>
               </w:ruby>
             </w:r>
             <w:r>
-              <w:rPr>
-                <w:b/>
-                <w:bCs/>
-                <w:color w:val="3F31C2"/>
-                <w:bdr w:val="single" w:color="5B4BEA" w:sz="6" w:space="0"/>
-              </w:rPr>
-              <w:t xml:space="preserve"> </w:t>
-            </w:r>
-            <w:r>
-              <w:t xml:space="preserve">を</w:t>
+              <w:t xml:space="preserve">すと</w:t>
             </w:r>
             <w:r>
               <w:ruby>
@@ -8695,18 +8748,18 @@
                       <w:sz w:val="10"/>
                       <w:szCs w:val="10"/>
                     </w:rPr>
-                    <w:t>お</w:t>
+                    <w:t>さくじょ</w:t>
                   </w:r>
                 </w:rt>
                 <w:rubyBase>
                   <w:r>
-                    <w:t>押</w:t>
+                    <w:t>削除</w:t>
                   </w:r>
                 </w:rubyBase>
               </w:ruby>
             </w:r>
             <w:r>
-              <w:t xml:space="preserve">すと、「もう一度</w:t>
+              <w:t xml:space="preserve">」と表示されます。もう一度</w:t>
             </w:r>
             <w:r>
               <w:ruby>
@@ -8734,7 +8787,15 @@
               </w:ruby>
             </w:r>
             <w:r>
-              <w:t xml:space="preserve">すと</w:t>
+              <w:t xml:space="preserve">すと、その単語が一覧から消えます。</w:t>
+            </w:r>
+          </w:p>
+          <w:p>
+            <w:pPr>
+              <w:spacing w:after="110"/>
+            </w:pPr>
+            <w:r>
+              <w:t xml:space="preserve">同じ単語を新しく登録し直すことはできません（練習の記録が2つに分かれてしまうため）。お手本を録り直したいときは、</w:t>
             </w:r>
             <w:r>
               <w:ruby>
@@ -8762,70 +8823,6 @@
               </w:ruby>
             </w:r>
             <w:r>
-              <w:t xml:space="preserve">」と表示されます。もう一度</w:t>
-            </w:r>
-            <w:r>
-              <w:ruby>
-                <w:rubyPr>
-                  <w:rubyAlign w:val="center"/>
-                  <w:hps w:val="10"/>
-                  <w:hpsRaise w:val="18"/>
-                  <w:hpsBaseText w:val="21"/>
-                  <w:lid w:val="ja-JP"/>
-                </w:rubyPr>
-                <w:rt>
-                  <w:r>
-                    <w:rPr>
-                      <w:sz w:val="10"/>
-                      <w:szCs w:val="10"/>
-                    </w:rPr>
-                    <w:t>お</w:t>
-                  </w:r>
-                </w:rt>
-                <w:rubyBase>
-                  <w:r>
-                    <w:t>押</w:t>
-                  </w:r>
-                </w:rubyBase>
-              </w:ruby>
-            </w:r>
-            <w:r>
-              <w:t xml:space="preserve">すと、その単語が一覧から消えます。</w:t>
-            </w:r>
-          </w:p>
-          <w:p>
-            <w:pPr>
-              <w:spacing w:after="110"/>
-            </w:pPr>
-            <w:r>
-              <w:t xml:space="preserve">同じ単語を新しく登録し直すことはできません（練習の記録が2つに分かれてしまうため）。お手本を録り直したいときは、</w:t>
-            </w:r>
-            <w:r>
-              <w:ruby>
-                <w:rubyPr>
-                  <w:rubyAlign w:val="center"/>
-                  <w:hps w:val="10"/>
-                  <w:hpsRaise w:val="18"/>
-                  <w:hpsBaseText w:val="21"/>
-                  <w:lid w:val="ja-JP"/>
-                </w:rubyPr>
-                <w:rt>
-                  <w:r>
-                    <w:rPr>
-                      <w:sz w:val="10"/>
-                      <w:szCs w:val="10"/>
-                    </w:rPr>
-                    <w:t>さくじょ</w:t>
-                  </w:r>
-                </w:rt>
-                <w:rubyBase>
-                  <w:r>
-                    <w:t>削除</w:t>
-                  </w:r>
-                </w:rubyBase>
-              </w:ruby>
-            </w:r>
-            <w:r>
               <w:t xml:space="preserve">せずに</w:t>
             </w:r>
             <w:r>
@@ -8835,7 +8832,7 @@
                 <w:color w:val="3F31C2"/>
                 <w:bdr w:val="single" w:color="5B4BEA" w:sz="6" w:space="0"/>
               </w:rPr>
-              <w:t xml:space="preserve"> お手本を録り直す </w:t>
+              <w:t xml:space="preserve"> ‍お‍手‍本‍を‍録‍り‍直‍す‍ </w:t>
             </w:r>
             <w:r>
               <w:t xml:space="preserve">を使ってください。</w:t>
@@ -9087,13 +9084,56 @@
               <w:t xml:space="preserve">した単語」を開き、</w:t>
             </w:r>
             <w:r>
-              <w:rPr>
-                <w:b/>
-                <w:bCs/>
-                <w:color w:val="3F31C2"/>
-                <w:bdr w:val="single" w:color="5B4BEA" w:sz="6" w:space="0"/>
-              </w:rPr>
-              <w:t xml:space="preserve"> 元に</w:t>
+              <w:ruby>
+                <w:rubyPr>
+                  <w:rubyAlign w:val="left"/>
+                  <w:hps w:val="10"/>
+                  <w:hpsRaise w:val="18"/>
+                  <w:hpsBaseText w:val="21"/>
+                  <w:lid w:val="ja-JP"/>
+                </w:rubyPr>
+                <w:rt>
+                  <w:r>
+                    <w:rPr>
+                      <w:color w:val="3F31C2"/>
+                      <w:sz w:val="10"/>
+                      <w:szCs w:val="10"/>
+                    </w:rPr>
+                    <w:t xml:space="preserve">　　　　　　　</w:t>
+                  </w:r>
+                  <w:r>
+                    <w:rPr>
+                      <w:color w:val="3F31C2"/>
+                      <w:w w:val="14"/>
+                      <w:sz w:val="10"/>
+                      <w:szCs w:val="10"/>
+                    </w:rPr>
+                    <w:t xml:space="preserve">　</w:t>
+                  </w:r>
+                  <w:r>
+                    <w:rPr>
+                      <w:color w:val="3F31C2"/>
+                      <w:sz w:val="10"/>
+                      <w:szCs w:val="10"/>
+                    </w:rPr>
+                    <w:t xml:space="preserve">もど</w:t>
+                  </w:r>
+                </w:rt>
+                <w:rubyBase>
+                  <w:r>
+                    <w:rPr>
+                      <w:b/>
+                      <w:bCs/>
+                      <w:color w:val="3F31C2"/>
+                      <w:bdr w:val="single" w:color="5B4BEA" w:sz="6" w:space="0"/>
+                    </w:rPr>
+                    <w:t xml:space="preserve"> 元に戻す </w:t>
+                  </w:r>
+                </w:rubyBase>
+              </w:ruby>
+            </w:r>
+            <w:r>
+              <w:t xml:space="preserve">を</w:t>
             </w:r>
             <w:r>
               <w:ruby>
@@ -9107,37 +9147,21 @@
                 <w:rt>
                   <w:r>
                     <w:rPr>
-                      <w:color w:val="3F31C2"/>
                       <w:sz w:val="10"/>
                       <w:szCs w:val="10"/>
                     </w:rPr>
-                    <w:t>もど</w:t>
+                    <w:t>お</w:t>
                   </w:r>
                 </w:rt>
                 <w:rubyBase>
                   <w:r>
-                    <w:rPr>
-                      <w:b/>
-                      <w:bCs/>
-                      <w:color w:val="3F31C2"/>
-                      <w:bdr w:val="single" w:color="5B4BEA" w:sz="6" w:space="0"/>
-                    </w:rPr>
-                    <w:t>戻</w:t>
+                    <w:t>押</w:t>
                   </w:r>
                 </w:rubyBase>
               </w:ruby>
             </w:r>
             <w:r>
-              <w:rPr>
-                <w:b/>
-                <w:bCs/>
-                <w:color w:val="3F31C2"/>
-                <w:bdr w:val="single" w:color="5B4BEA" w:sz="6" w:space="0"/>
-              </w:rPr>
-              <w:t xml:space="preserve">す </w:t>
-            </w:r>
-            <w:r>
-              <w:t xml:space="preserve">を</w:t>
+              <w:t xml:space="preserve">すと、前の練習の記録とお手本のまま一覧に</w:t>
             </w:r>
             <w:r>
               <w:ruby>
@@ -9154,34 +9178,6 @@
                       <w:sz w:val="10"/>
                       <w:szCs w:val="10"/>
                     </w:rPr>
-                    <w:t>お</w:t>
-                  </w:r>
-                </w:rt>
-                <w:rubyBase>
-                  <w:r>
-                    <w:t>押</w:t>
-                  </w:r>
-                </w:rubyBase>
-              </w:ruby>
-            </w:r>
-            <w:r>
-              <w:t xml:space="preserve">すと、前の練習の記録とお手本のまま一覧に</w:t>
-            </w:r>
-            <w:r>
-              <w:ruby>
-                <w:rubyPr>
-                  <w:rubyAlign w:val="center"/>
-                  <w:hps w:val="10"/>
-                  <w:hpsRaise w:val="18"/>
-                  <w:hpsBaseText w:val="21"/>
-                  <w:lid w:val="ja-JP"/>
-                </w:rubyPr>
-                <w:rt>
-                  <w:r>
-                    <w:rPr>
-                      <w:sz w:val="10"/>
-                      <w:szCs w:val="10"/>
-                    </w:rPr>
                     <w:t>もど</w:t>
                   </w:r>
                 </w:rt>
@@ -9210,7 +9206,7 @@
                 <w:color w:val="3F31C2"/>
                 <w:bdr w:val="single" w:color="5B4BEA" w:sz="6" w:space="0"/>
               </w:rPr>
-              <w:t xml:space="preserve"> 単語を追加 </w:t>
+              <w:t xml:space="preserve"> ‍単‍語‍を‍追‍加‍ </w:t>
             </w:r>
             <w:r>
               <w:t xml:space="preserve">でもう一度入れたときも、元に</w:t>
@@ -9413,7 +9409,7 @@
           <w:color w:val="47465E"/>
           <w:bdr w:val="single" w:color="5B4BEA" w:sz="6" w:space="0"/>
         </w:rPr>
-        <w:t xml:space="preserve"> ▶ はじめる </w:t>
+        <w:t xml:space="preserve"> ‍▶‍ ‍は‍じ‍め‍る‍ </w:t>
       </w:r>
       <w:r>
         <w:rPr>
@@ -9428,7 +9424,7 @@
           <w:color w:val="47465E"/>
           <w:bdr w:val="single" w:color="D63C43" w:sz="6" w:space="0"/>
         </w:rPr>
-        <w:t xml:space="preserve"> 録音する </w:t>
+        <w:t xml:space="preserve"> ‍録‍音‍す‍る‍ </w:t>
       </w:r>
       <w:r>
         <w:rPr>
@@ -9927,7 +9923,7 @@
                 <w:color w:val="3F31C2"/>
                 <w:bdr w:val="single" w:color="5B4BEA" w:sz="6" w:space="0"/>
               </w:rPr>
-              <w:t xml:space="preserve"> 直し方を見る </w:t>
+              <w:t xml:space="preserve"> ‍直‍し‍方‍を‍見‍る‍ </w:t>
             </w:r>
             <w:r>
               <w:t xml:space="preserve">を</w:t>
@@ -10481,7 +10477,7 @@
                 <w:color w:val="D63C43"/>
                 <w:bdr w:val="single" w:color="D63C43" w:sz="6" w:space="0"/>
               </w:rPr>
-              <w:t xml:space="preserve"> 録音する </w:t>
+              <w:t xml:space="preserve"> ‍録‍音‍す‍る‍ </w:t>
             </w:r>
             <w:r>
               <w:t xml:space="preserve">と</w:t>
@@ -10493,7 +10489,7 @@
                 <w:color w:val="3F31C2"/>
                 <w:bdr w:val="single" w:color="5B4BEA" w:sz="6" w:space="0"/>
               </w:rPr>
-              <w:t xml:space="preserve"> ▶ もう一度見る </w:t>
+              <w:t xml:space="preserve"> ‍▶‍ ‍も‍う‍一‍度‍見‍る‍ </w:t>
             </w:r>
             <w:r>
               <w:t xml:space="preserve">に変わります。</w:t>
@@ -10844,7 +10840,7 @@
                 <w:color w:val="3F31C2"/>
                 <w:bdr w:val="single" w:color="5B4BEA" w:sz="6" w:space="0"/>
               </w:rPr>
-              <w:t xml:space="preserve"> ■ 録音停止 </w:t>
+              <w:t xml:space="preserve"> ‍■‍ ‍録‍音‍停‍止‍ </w:t>
             </w:r>
             <w:r>
               <w:t xml:space="preserve">を</w:t>
@@ -11078,7 +11074,7 @@
                 <w:color w:val="3F31C2"/>
                 <w:bdr w:val="single" w:color="5B4BEA" w:sz="6" w:space="0"/>
               </w:rPr>
-              <w:t xml:space="preserve"> 結果を見る → </w:t>
+              <w:t xml:space="preserve"> ‍結‍果‍を‍見‍る‍ ‍→‍ </w:t>
             </w:r>
             <w:r>
               <w:t xml:space="preserve">を</w:t>
@@ -11118,7 +11114,7 @@
                 <w:color w:val="3F31C2"/>
                 <w:bdr w:val="single" w:color="5B4BEA" w:sz="6" w:space="0"/>
               </w:rPr>
-              <w:t xml:space="preserve"> すぐ録り直す </w:t>
+              <w:t xml:space="preserve"> ‍す‍ぐ‍録‍り‍直‍す‍ </w:t>
             </w:r>
             <w:r>
               <w:t xml:space="preserve">か</w:t>
@@ -11130,7 +11126,7 @@
                 <w:color w:val="3F31C2"/>
                 <w:bdr w:val="single" w:color="5B4BEA" w:sz="6" w:space="0"/>
               </w:rPr>
-              <w:t xml:space="preserve"> お手本を見て録り直す </w:t>
+              <w:t xml:space="preserve"> ‍お‍手‍本‍を‍見‍て‍録‍り‍直‍す‍ </w:t>
             </w:r>
             <w:r>
               <w:t xml:space="preserve">を</w:t>
@@ -11915,7 +11911,7 @@
                 <w:color w:val="47465E"/>
                 <w:bdr w:val="single" w:color="5B4BEA" w:sz="6" w:space="0"/>
               </w:rPr>
-              <w:t xml:space="preserve"> 見る → </w:t>
+              <w:t xml:space="preserve"> ‍見‍る‍ ‍→‍ </w:t>
             </w:r>
             <w:r>
               <w:rPr>
@@ -16265,7 +16261,7 @@
           <w:color w:val="3F31C2"/>
           <w:bdr w:val="single" w:color="5B4BEA" w:sz="6" w:space="0"/>
         </w:rPr>
-        <w:t xml:space="preserve"> 直し方を見る </w:t>
+        <w:t xml:space="preserve"> ‍直‍し‍方‍を‍見‍る‍ </w:t>
       </w:r>
       <w:r>
         <w:t xml:space="preserve">を</w:t>
@@ -17056,7 +17052,7 @@
           <w:color w:val="3F31C2"/>
           <w:bdr w:val="single" w:color="5B4BEA" w:sz="6" w:space="0"/>
         </w:rPr>
-        <w:t xml:space="preserve"> もう一度ためす </w:t>
+        <w:t xml:space="preserve"> ‍も‍う‍一‍度‍た‍め‍す‍ </w:t>
       </w:r>
       <w:r>
         <w:t xml:space="preserve">を</w:t>
